--- a/manuscript_formatting/manuscript_tables.docx
+++ b/manuscript_formatting/manuscript_tables.docx
@@ -25065,22 +25065,52 @@
         <w:pStyle w:val="Heading3"/>
       </w:pPr>
       <w:r>
-        <w:t>Figure 1. Study area and class schema</w:t>
+        <w:t>Figure 1. Study area</w:t>
       </w:r>
     </w:p>
     <w:p>
       <w:r>
-        <w:t>FLAGGED, ARTIFACT NOT FOUND. No study-area map or schema diagram figure was located in `reports/`.</w:t>
+        <w:t>Study area in the western Great Lakes region of the United States, spanning Wisconsin, Minnesota, and</w:t>
       </w:r>
     </w:p>
     <w:p>
       <w:r>
-        <w:t>This figure needs to be created (western Great Lakes extent over WI, MN, and MI; the 10-class</w:t>
+        <w:t>the Michigan Upper Peninsula, in EPSG:5070 (CONUS Albers, equal-area). Shows the study grid extent,</w:t>
       </w:r>
     </w:p>
     <w:p>
       <w:r>
-        <w:t>schema and its 5-class collapse; the interpreted cell locations). Flagged rather than substituted.</w:t>
+        <w:t>the Great Lakes, the seven GLKN park units used here (each outlined and named), and the 180</w:t>
+      </w:r>
+    </w:p>
+    <w:p>
+      <w:r>
+        <w:t>interpreted reference cells (black squares), with a conterminous-United-States locator inset, a</w:t>
+      </w:r>
+    </w:p>
+    <w:p>
+      <w:r>
+        <w:t>kilometer scale bar, and a north arrow. State and Great Lakes boundaries are from Natural Earth; the</w:t>
+      </w:r>
+    </w:p>
+    <w:p>
+      <w:r>
+        <w:t>grid, park boundaries, and interpreted cells are from the Google Earth Engine exports. Source:</w:t>
+      </w:r>
+    </w:p>
+    <w:p>
+      <w:r>
+        <w:t>`figure_study_area/figure1_study_area.png` (and `.pdf`). Full caption in</w:t>
+      </w:r>
+    </w:p>
+    <w:p>
+      <w:r>
+        <w:t>`figure_study_area/figure1_caption.md`. A class-schema panel (10-class and 5-class collapse) is not</w:t>
+      </w:r>
+    </w:p>
+    <w:p>
+      <w:r>
+        <w:t>yet included and could be added as a second panel if wanted.</w:t>
       </w:r>
     </w:p>
     <w:p>

--- a/manuscript_formatting/manuscript_tables.docx
+++ b/manuscript_formatting/manuscript_tables.docx
@@ -4397,7 +4397,7 @@
           <w:i/>
           <w:sz w:val="16"/>
         </w:rPr>
-        <w:t>Note. Pooled accuracy under the 5-class collapse (Stable, Harvest, Development, Insect/Disease, Beaver), all six sources on the common 168-cell set. In this collapse Unknown and Other reference pixels are excluded and dropped. The all-Stable baseline OA is the accuracy of predicting Stable everywhere, near 0.985, so a high 5-class OA reflects the stable-dominated landscape and kappa and macro-F1 carry the change-class signal. This collapse differs from the per-bracket 5-class matrices in transfer_confusion_adjudicated_5class, which fold Other into Stable rather than dropping it; see the consistency report. Accuracies rounded to 3 decimals. Source: collapsed_5class/comparison_collapsed.csv.</w:t>
+        <w:t>Note. Pooled accuracy under the canonical 5-class collapse (Stable, Harvest, Development, Insect/Disease, Beaver), all six sources on the common 168-cell set. In this collapse the reference Other pixels fold into Stable and Unknown pixels are excluded, which is the single collapse now used across the whole 5-class analysis, including Tables 6, 7, 10, and 11. The all-Stable baseline OA is the accuracy of predicting Stable everywhere, near 0.985, so a high 5-class OA reflects the stable-dominated landscape and kappa and macro-F1 carry the change-class signal. Accuracies rounded to 3 decimals. Source: collapsed_5class/comparison_collapsed.csv.</w:t>
       </w:r>
     </w:p>
     <w:p/>
@@ -6429,7 +6429,7 @@
               <w:rPr>
                 <w:sz w:val="16"/>
               </w:rPr>
-              <w:t>8,058,860</w:t>
+              <w:t>8,087,379</w:t>
             </w:r>
           </w:p>
         </w:tc>
@@ -6543,87 +6543,87 @@
               <w:rPr>
                 <w:sz w:val="16"/>
               </w:rPr>
-              <w:t>34</w:t>
-            </w:r>
-          </w:p>
-        </w:tc>
-        <w:tc>
-          <w:tcPr>
-            <w:tcW w:type="dxa" w:w="1080"/>
-          </w:tcPr>
-          <w:p>
-            <w:pPr>
-              <w:jc w:val="right"/>
-            </w:pPr>
-            <w:r>
-              <w:rPr>
-                <w:sz w:val="16"/>
-              </w:rPr>
-              <w:t>124,240</w:t>
-            </w:r>
-          </w:p>
-        </w:tc>
-        <w:tc>
-          <w:tcPr>
-            <w:tcW w:type="dxa" w:w="1080"/>
-          </w:tcPr>
-          <w:p>
-            <w:pPr>
-              <w:jc w:val="right"/>
-            </w:pPr>
-            <w:r>
-              <w:rPr>
-                <w:sz w:val="16"/>
-              </w:rPr>
-              <w:t>0.749</w:t>
-            </w:r>
-          </w:p>
-        </w:tc>
-        <w:tc>
-          <w:tcPr>
-            <w:tcW w:type="dxa" w:w="1080"/>
-          </w:tcPr>
-          <w:p>
-            <w:pPr>
-              <w:jc w:val="right"/>
-            </w:pPr>
-            <w:r>
-              <w:rPr>
-                <w:sz w:val="16"/>
-              </w:rPr>
-              <w:t>0.631-0.822</w:t>
-            </w:r>
-          </w:p>
-        </w:tc>
-        <w:tc>
-          <w:tcPr>
-            <w:tcW w:type="dxa" w:w="1080"/>
-          </w:tcPr>
-          <w:p>
-            <w:pPr>
-              <w:jc w:val="right"/>
-            </w:pPr>
-            <w:r>
-              <w:rPr>
-                <w:sz w:val="16"/>
-              </w:rPr>
-              <w:t>0.599</w:t>
-            </w:r>
-          </w:p>
-        </w:tc>
-        <w:tc>
-          <w:tcPr>
-            <w:tcW w:type="dxa" w:w="1080"/>
-          </w:tcPr>
-          <w:p>
-            <w:pPr>
-              <w:jc w:val="right"/>
-            </w:pPr>
-            <w:r>
-              <w:rPr>
-                <w:sz w:val="16"/>
-              </w:rPr>
-              <w:t>0.461-0.698</w:t>
+              <w:t>35</w:t>
+            </w:r>
+          </w:p>
+        </w:tc>
+        <w:tc>
+          <w:tcPr>
+            <w:tcW w:type="dxa" w:w="1080"/>
+          </w:tcPr>
+          <w:p>
+            <w:pPr>
+              <w:jc w:val="right"/>
+            </w:pPr>
+            <w:r>
+              <w:rPr>
+                <w:sz w:val="16"/>
+              </w:rPr>
+              <w:t>124,641</w:t>
+            </w:r>
+          </w:p>
+        </w:tc>
+        <w:tc>
+          <w:tcPr>
+            <w:tcW w:type="dxa" w:w="1080"/>
+          </w:tcPr>
+          <w:p>
+            <w:pPr>
+              <w:jc w:val="right"/>
+            </w:pPr>
+            <w:r>
+              <w:rPr>
+                <w:sz w:val="16"/>
+              </w:rPr>
+              <w:t>0.748</w:t>
+            </w:r>
+          </w:p>
+        </w:tc>
+        <w:tc>
+          <w:tcPr>
+            <w:tcW w:type="dxa" w:w="1080"/>
+          </w:tcPr>
+          <w:p>
+            <w:pPr>
+              <w:jc w:val="right"/>
+            </w:pPr>
+            <w:r>
+              <w:rPr>
+                <w:sz w:val="16"/>
+              </w:rPr>
+              <w:t>0.628-0.821</w:t>
+            </w:r>
+          </w:p>
+        </w:tc>
+        <w:tc>
+          <w:tcPr>
+            <w:tcW w:type="dxa" w:w="1080"/>
+          </w:tcPr>
+          <w:p>
+            <w:pPr>
+              <w:jc w:val="right"/>
+            </w:pPr>
+            <w:r>
+              <w:rPr>
+                <w:sz w:val="16"/>
+              </w:rPr>
+              <w:t>0.597</w:t>
+            </w:r>
+          </w:p>
+        </w:tc>
+        <w:tc>
+          <w:tcPr>
+            <w:tcW w:type="dxa" w:w="1080"/>
+          </w:tcPr>
+          <w:p>
+            <w:pPr>
+              <w:jc w:val="right"/>
+            </w:pPr>
+            <w:r>
+              <w:rPr>
+                <w:sz w:val="16"/>
+              </w:rPr>
+              <w:t>0.458-0.696</w:t>
             </w:r>
           </w:p>
         </w:tc>
@@ -6673,87 +6673,87 @@
               <w:rPr>
                 <w:sz w:val="16"/>
               </w:rPr>
-              <w:t>26</w:t>
-            </w:r>
-          </w:p>
-        </w:tc>
-        <w:tc>
-          <w:tcPr>
-            <w:tcW w:type="dxa" w:w="1080"/>
-          </w:tcPr>
-          <w:p>
-            <w:pPr>
-              <w:jc w:val="right"/>
-            </w:pPr>
-            <w:r>
-              <w:rPr>
-                <w:sz w:val="16"/>
-              </w:rPr>
-              <w:t>9,155</w:t>
-            </w:r>
-          </w:p>
-        </w:tc>
-        <w:tc>
-          <w:tcPr>
-            <w:tcW w:type="dxa" w:w="1080"/>
-          </w:tcPr>
-          <w:p>
-            <w:pPr>
-              <w:jc w:val="right"/>
-            </w:pPr>
-            <w:r>
-              <w:rPr>
-                <w:sz w:val="16"/>
-              </w:rPr>
-              <w:t>0.295</w:t>
-            </w:r>
-          </w:p>
-        </w:tc>
-        <w:tc>
-          <w:tcPr>
-            <w:tcW w:type="dxa" w:w="1080"/>
-          </w:tcPr>
-          <w:p>
-            <w:pPr>
-              <w:jc w:val="right"/>
-            </w:pPr>
-            <w:r>
-              <w:rPr>
-                <w:sz w:val="16"/>
-              </w:rPr>
-              <w:t>0.027-0.48</w:t>
-            </w:r>
-          </w:p>
-        </w:tc>
-        <w:tc>
-          <w:tcPr>
-            <w:tcW w:type="dxa" w:w="1080"/>
-          </w:tcPr>
-          <w:p>
-            <w:pPr>
-              <w:jc w:val="right"/>
-            </w:pPr>
-            <w:r>
-              <w:rPr>
-                <w:sz w:val="16"/>
-              </w:rPr>
-              <w:t>0.173</w:t>
-            </w:r>
-          </w:p>
-        </w:tc>
-        <w:tc>
-          <w:tcPr>
-            <w:tcW w:type="dxa" w:w="1080"/>
-          </w:tcPr>
-          <w:p>
-            <w:pPr>
-              <w:jc w:val="right"/>
-            </w:pPr>
-            <w:r>
-              <w:rPr>
-                <w:sz w:val="16"/>
-              </w:rPr>
-              <w:t>0.014-0.315</w:t>
+              <w:t>27</w:t>
+            </w:r>
+          </w:p>
+        </w:tc>
+        <w:tc>
+          <w:tcPr>
+            <w:tcW w:type="dxa" w:w="1080"/>
+          </w:tcPr>
+          <w:p>
+            <w:pPr>
+              <w:jc w:val="right"/>
+            </w:pPr>
+            <w:r>
+              <w:rPr>
+                <w:sz w:val="16"/>
+              </w:rPr>
+              <w:t>9,288</w:t>
+            </w:r>
+          </w:p>
+        </w:tc>
+        <w:tc>
+          <w:tcPr>
+            <w:tcW w:type="dxa" w:w="1080"/>
+          </w:tcPr>
+          <w:p>
+            <w:pPr>
+              <w:jc w:val="right"/>
+            </w:pPr>
+            <w:r>
+              <w:rPr>
+                <w:sz w:val="16"/>
+              </w:rPr>
+              <w:t>0.292</w:t>
+            </w:r>
+          </w:p>
+        </w:tc>
+        <w:tc>
+          <w:tcPr>
+            <w:tcW w:type="dxa" w:w="1080"/>
+          </w:tcPr>
+          <w:p>
+            <w:pPr>
+              <w:jc w:val="right"/>
+            </w:pPr>
+            <w:r>
+              <w:rPr>
+                <w:sz w:val="16"/>
+              </w:rPr>
+              <w:t>0.026-0.475</w:t>
+            </w:r>
+          </w:p>
+        </w:tc>
+        <w:tc>
+          <w:tcPr>
+            <w:tcW w:type="dxa" w:w="1080"/>
+          </w:tcPr>
+          <w:p>
+            <w:pPr>
+              <w:jc w:val="right"/>
+            </w:pPr>
+            <w:r>
+              <w:rPr>
+                <w:sz w:val="16"/>
+              </w:rPr>
+              <w:t>0.171</w:t>
+            </w:r>
+          </w:p>
+        </w:tc>
+        <w:tc>
+          <w:tcPr>
+            <w:tcW w:type="dxa" w:w="1080"/>
+          </w:tcPr>
+          <w:p>
+            <w:pPr>
+              <w:jc w:val="right"/>
+            </w:pPr>
+            <w:r>
+              <w:rPr>
+                <w:sz w:val="16"/>
+              </w:rPr>
+              <w:t>0.013-0.312</w:t>
             </w:r>
           </w:p>
         </w:tc>
@@ -7518,7 +7518,7 @@
               <w:rPr>
                 <w:sz w:val="16"/>
               </w:rPr>
-              <w:t>0.749</w:t>
+              <w:t>0.748</w:t>
             </w:r>
           </w:p>
         </w:tc>
@@ -7648,7 +7648,7 @@
               <w:rPr>
                 <w:sz w:val="16"/>
               </w:rPr>
-              <w:t>0.295</w:t>
+              <w:t>0.292</w:t>
             </w:r>
           </w:p>
         </w:tc>
@@ -12211,7 +12211,7 @@
               <w:rPr>
                 <w:sz w:val="16"/>
               </w:rPr>
-              <w:t>0.068</w:t>
+              <w:t>0.067</w:t>
             </w:r>
           </w:p>
         </w:tc>
@@ -25100,17 +25100,60 @@
     </w:p>
     <w:p>
       <w:r>
-        <w:t>`figure_study_area/figure1_study_area.png` (and `.pdf`). Full caption in</w:t>
+        <w:t>`manuscript_formatting/figures/figure_study_area/figure1_study_area.png` (and `.pdf`). Full caption in</w:t>
       </w:r>
     </w:p>
     <w:p>
       <w:r>
-        <w:t>`figure_study_area/figure1_caption.md`. A class-schema panel (10-class and 5-class collapse) is not</w:t>
+        <w:t>`manuscript_formatting/figures/figure_study_area/figure1_caption.md`. A class-schema panel (10-class and 5-class collapse) is not</w:t>
       </w:r>
     </w:p>
     <w:p>
       <w:r>
         <w:t>yet included and could be added as a second panel if wanted.</w:t>
+      </w:r>
+    </w:p>
+    <w:p>
+      <w:pPr>
+        <w:pStyle w:val="Heading3"/>
+      </w:pPr>
+      <w:r>
+        <w:t>Figure 1b. Classification schema</w:t>
+      </w:r>
+    </w:p>
+    <w:p>
+      <w:r>
+        <w:t>The 10-class classification schema and its 5-class collapse. Left, the 10 classes grouped into the six</w:t>
+      </w:r>
+    </w:p>
+    <w:p>
+      <w:r>
+        <w:t>no-change (stable) classes and the four change (disturbance) classes, each with its class code and</w:t>
+      </w:r>
+    </w:p>
+    <w:p>
+      <w:r>
+        <w:t>legend color. Right, the 5-class collapse that folds the six stable classes into a single Stable class</w:t>
+      </w:r>
+    </w:p>
+    <w:p>
+      <w:r>
+        <w:t>and keeps the four change classes. Colors are the project class legend. Source:</w:t>
+      </w:r>
+    </w:p>
+    <w:p>
+      <w:r>
+        <w:t>`manuscript_formatting/figures/figure_study_area/figure_class_schema.png` (and `.pdf`). Full caption in</w:t>
+      </w:r>
+    </w:p>
+    <w:p>
+      <w:r>
+        <w:t>`manuscript_formatting/figures/figure_study_area/figure_class_schema_caption.md`. Can serve as Figure 1b (paired with the study</w:t>
+      </w:r>
+    </w:p>
+    <w:p>
+      <w:r>
+        <w:t>area) or a standalone methods figure.</w:t>
       </w:r>
     </w:p>
     <w:p>

--- a/manuscript_formatting/manuscript_tables.docx
+++ b/manuscript_formatting/manuscript_tables.docx
@@ -25357,27 +25357,52 @@
         <w:pStyle w:val="Heading3"/>
       </w:pPr>
       <w:r>
-        <w:t>Figure 2.9. Model-map speckle</w:t>
+        <w:t>Figure 2.9. Classified-map speckle</w:t>
       </w:r>
     </w:p>
     <w:p>
       <w:r>
-        <w:t>Cropped detail of each embedding variant's classified map at a common location, illustrating the</w:t>
+        <w:t>The same location (cell 31320, EPSG:5070) classified by each embedding configuration (v2 to v6), from</w:t>
       </w:r>
     </w:p>
     <w:p>
       <w:r>
-        <w:t>per-pixel character captured by the neighbor-change metric (fraction of horizontally-adjacent,</w:t>
+        <w:t>the current 180-cell temporally-matched classifications, colored with the standard 10-class palette.</w:t>
       </w:r>
     </w:p>
     <w:p>
       <w:r>
-        <w:t>both-valid pixel pairs whose class differs, over the full rasters). Source:</w:t>
+        <w:t>Each panel is annotated with its neighbor-change value (fraction of horizontally-adjacent, both-valid</w:t>
       </w:r>
     </w:p>
     <w:p>
       <w:r>
-        <w:t>`reports/model_comparison/model_speckle_crops.png`. Corresponds to Table S3.</w:t>
+        <w:t>pixel pairs whose class differs), computed over all 180 current cells: v2 0.085, v3 0.084, v4 0.155,</w:t>
+      </w:r>
+    </w:p>
+    <w:p>
+      <w:r>
+        <w:t>v5 0.093, v6 0.801. Baseline-preserving configurations (v2, v3, v5) produce contiguous patches, v4 is</w:t>
+      </w:r>
+    </w:p>
+    <w:p>
+      <w:r>
+        <w:t>grainier, and v6 is salt-and-pepper. A 1 km scale bar is on the v2 panel. Source:</w:t>
+      </w:r>
+    </w:p>
+    <w:p>
+      <w:r>
+        <w:t>`manuscript_formatting/figures/figure_2_9_speckle_crops.png` (and `.pdf`); build note in the same</w:t>
+      </w:r>
+    </w:p>
+    <w:p>
+      <w:r>
+        <w:t>folder. Replaces the earlier crop from the 154-location snapshot. Table S3 (map speckle) still holds</w:t>
+      </w:r>
+    </w:p>
+    <w:p>
+      <w:r>
+        <w:t>the earlier-snapshot neighbor-change values, so it is on a different basis until regenerated.</w:t>
       </w:r>
     </w:p>
     <w:p>

--- a/manuscript_formatting/manuscript_tables.docx
+++ b/manuscript_formatting/manuscript_tables.docx
@@ -23890,7 +23890,7 @@
           <w:i/>
           <w:sz w:val="16"/>
         </w:rPr>
-        <w:t>Note. Selection sensitivity of the earlier all-years model_comparison arm: the pick-one-interpretation-per-location draw repeated 100 times with different random selections, on the earlier 154-location snapshot. Reports the OA distribution per version. Included as a robustness check; the version ranking is stable. Values as stored. Source: model_comparison/dedup_sensitivity_summary.csv.</w:t>
+        <w:t>Note. Selection sensitivity of the earlier all-years model_comparison arm: the pick-one-interpretation-per-location draw repeated 100 times with different random selections, on the earlier 154-location snapshot. Reports the OA distribution per version. This robustness check is moot under the current adjudicated pipeline, where each cell already has exactly one chosen reviewer and there is nothing to resample, so it is retained only as an earlier-snapshot record and is not part of the current results. Values as stored. Source: model_comparison/dedup_sensitivity_summary.csv.</w:t>
       </w:r>
     </w:p>
     <w:p/>
@@ -23899,7 +23899,7 @@
         <w:pStyle w:val="Heading2"/>
       </w:pPr>
       <w:r>
-        <w:t>Table S3. Map speckle (neighbor-change) by embedding variant.</w:t>
+        <w:t>Table S3. Map speckle (neighbor-change) by embedding variant (current 180-cell pipeline).</w:t>
       </w:r>
     </w:p>
     <w:tbl>
@@ -23974,7 +23974,7 @@
                 <w:b/>
                 <w:sz w:val="16"/>
               </w:rPr>
-              <w:t>Valid pixel pairs</w:t>
+              <w:t>Pooled OA</w:t>
             </w:r>
           </w:p>
         </w:tc>
@@ -23995,7 +23995,7 @@
                 <w:b/>
                 <w:sz w:val="16"/>
               </w:rPr>
-              <w:t>Coverage</w:t>
+              <w:t>Valid pixel pairs</w:t>
             </w:r>
           </w:p>
         </w:tc>
@@ -24029,7 +24029,7 @@
               <w:rPr>
                 <w:sz w:val="16"/>
               </w:rPr>
-              <w:t>0.074</w:t>
+              <w:t>0.085</w:t>
             </w:r>
           </w:p>
         </w:tc>
@@ -24045,7 +24045,7 @@
               <w:rPr>
                 <w:sz w:val="16"/>
               </w:rPr>
-              <w:t>2,434,128,480</w:t>
+              <w:t>0.659</w:t>
             </w:r>
           </w:p>
         </w:tc>
@@ -24061,7 +24061,7 @@
               <w:rPr>
                 <w:sz w:val="16"/>
               </w:rPr>
-              <w:t>0.693</w:t>
+              <w:t>20,382,432</w:t>
             </w:r>
           </w:p>
         </w:tc>
@@ -24095,7 +24095,7 @@
               <w:rPr>
                 <w:sz w:val="16"/>
               </w:rPr>
-              <w:t>0.077</w:t>
+              <w:t>0.084</w:t>
             </w:r>
           </w:p>
         </w:tc>
@@ -24111,7 +24111,7 @@
               <w:rPr>
                 <w:sz w:val="16"/>
               </w:rPr>
-              <w:t>2,434,128,480</w:t>
+              <w:t>0.635</w:t>
             </w:r>
           </w:p>
         </w:tc>
@@ -24127,7 +24127,7 @@
               <w:rPr>
                 <w:sz w:val="16"/>
               </w:rPr>
-              <w:t>0.693</w:t>
+              <w:t>20,382,432</w:t>
             </w:r>
           </w:p>
         </w:tc>
@@ -24161,7 +24161,7 @@
               <w:rPr>
                 <w:sz w:val="16"/>
               </w:rPr>
-              <w:t>0.135</w:t>
+              <w:t>0.155</w:t>
             </w:r>
           </w:p>
         </w:tc>
@@ -24177,7 +24177,7 @@
               <w:rPr>
                 <w:sz w:val="16"/>
               </w:rPr>
-              <w:t>2,434,128,480</w:t>
+              <w:t>0.245</w:t>
             </w:r>
           </w:p>
         </w:tc>
@@ -24193,7 +24193,7 @@
               <w:rPr>
                 <w:sz w:val="16"/>
               </w:rPr>
-              <w:t>0.693</w:t>
+              <w:t>20,382,432</w:t>
             </w:r>
           </w:p>
         </w:tc>
@@ -24227,7 +24227,7 @@
               <w:rPr>
                 <w:sz w:val="16"/>
               </w:rPr>
-              <w:t>0.091</w:t>
+              <w:t>0.093</w:t>
             </w:r>
           </w:p>
         </w:tc>
@@ -24243,7 +24243,7 @@
               <w:rPr>
                 <w:sz w:val="16"/>
               </w:rPr>
-              <w:t>2,434,128,480</w:t>
+              <w:t>0.594</w:t>
             </w:r>
           </w:p>
         </w:tc>
@@ -24259,7 +24259,7 @@
               <w:rPr>
                 <w:sz w:val="16"/>
               </w:rPr>
-              <w:t>0.693</w:t>
+              <w:t>20,382,432</w:t>
             </w:r>
           </w:p>
         </w:tc>
@@ -24299,7 +24299,7 @@
               <w:rPr>
                 <w:sz w:val="16"/>
               </w:rPr>
-              <w:t>0.781</w:t>
+              <w:t>0.801</w:t>
             </w:r>
           </w:p>
         </w:tc>
@@ -24318,7 +24318,7 @@
               <w:rPr>
                 <w:sz w:val="16"/>
               </w:rPr>
-              <w:t>2,434,128,480</w:t>
+              <w:t>0.13</w:t>
             </w:r>
           </w:p>
         </w:tc>
@@ -24337,7 +24337,7 @@
               <w:rPr>
                 <w:sz w:val="16"/>
               </w:rPr>
-              <w:t>0.693</w:t>
+              <w:t>20,382,432</w:t>
             </w:r>
           </w:p>
         </w:tc>
@@ -24349,7 +24349,7 @@
           <w:i/>
           <w:sz w:val="16"/>
         </w:rPr>
-        <w:t>Note. Map speckle per embedding variant: neighbor_change is the fraction of horizontally-adjacent, both-valid pixel pairs whose class differs, over the full rasters. Low is smooth, high is per-pixel speckle. Coverage is the fraction of pixel pairs that were both valid. Values rounded to 3 decimals. Source: model_comparison/model_speckle.csv.</w:t>
+        <w:t>Note. Map speckle per embedding variant on the current pipeline: neighbor-change is the fraction of horizontally-adjacent, both-valid pixel pairs whose class differs, computed over the current 180 per-bracket adjudicated cells (coverage 1.0, the cells are fully classified). Low is smooth, high is per-pixel speckle. Pooled OA is the current pooled overall accuracy against the adjudicated reference, so the table shows the speckle versus accuracy relationship. This replaces the earlier 154-location snapshot and matches Figure 2.9. Values rounded to 3 decimals. Source: model_comparison_current/model_speckle.csv.</w:t>
       </w:r>
     </w:p>
     <w:p/>
